--- a/flow/20230927_hours/drafts/2024-07-g/23.07.docx
+++ b/flow/20230927_hours/drafts/2024-07-g/23.07.docx
@@ -94,18 +94,15 @@
     </w:p>
     <w:p>
       <w:pPr>
-        <w:spacing w:line="240" w:lineRule="auto"/>
-        <w:rPr>
-          <w:rFonts w:ascii="Times New Roman" w:hAnsi="Times New Roman"/>
-          <w:sz w:val="24"/>
-        </w:rPr>
-      </w:pPr>
-      <w:r>
-        <w:rPr>
-          <w:rFonts w:ascii="Times New Roman" w:hAnsi="Times New Roman"/>
-          <w:sz w:val="24"/>
-        </w:rPr>
-        <w:t>Царю небесний, утішителю, Душе істини,* що всюди єси і все наповняєш,* скарбе дібр і життя подателю,* прийди і вселися в нас,* і очисти нас від усякої скверни,* і спаси, Благий, душі наші.</w:t>
+        <w:pStyle w:val="a"/>
+        <w:spacing w:after="120"/>
+      </w:pPr>
+      <w:r>
+        <w:rPr>
+          <w:rFonts w:ascii="Times New Roman" w:hAnsi="Times New Roman"/>
+          <w:sz w:val="24"/>
+        </w:rPr>
+        <w:t>Ца́рю небе́сний, утіши́телю, Ду́ше íстини,* що всю́ди єси́ і все наповня́єш,* скарбни́це благ і життя́ пода́телю,* прийди́, і всели́ся в нас,* і очи́сти нас від уся́кої скве́рни,* і спаси́, благи́й, ду́ші на́ші.</w:t>
       </w:r>
     </w:p>
     <w:p>
@@ -328,51 +325,24 @@
     </w:p>
     <w:p>
       <w:pPr>
-        <w:spacing w:line="240" w:lineRule="auto"/>
-        <w:rPr>
-          <w:rFonts w:ascii="Times New Roman" w:hAnsi="Times New Roman"/>
-          <w:sz w:val="24"/>
-        </w:rPr>
-      </w:pPr>
-      <w:r>
-        <w:rPr>
-          <w:rFonts w:ascii="Times New Roman" w:hAnsi="Times New Roman"/>
-          <w:i/>
-          <w:color w:val="FF0000"/>
-          <w:sz w:val="24"/>
-        </w:rPr>
-        <w:t>Священик</w:t>
-      </w:r>
-      <w:r>
-        <w:rPr>
-          <w:rFonts w:ascii="Times New Roman" w:hAnsi="Times New Roman"/>
-          <w:i/>
-          <w:color w:val="FF0000"/>
-          <w:sz w:val="24"/>
-        </w:rPr>
-        <w:t>:</w:t>
-      </w:r>
-      <w:r>
-        <w:rPr>
-          <w:rFonts w:ascii="Times New Roman" w:hAnsi="Times New Roman"/>
-          <w:color w:val="FF0000"/>
-          <w:sz w:val="24"/>
-        </w:rPr>
-        <w:t xml:space="preserve"> </w:t>
-      </w:r>
-      <w:r>
-        <w:rPr>
-          <w:rFonts w:ascii="Times New Roman" w:hAnsi="Times New Roman"/>
-          <w:sz w:val="24"/>
-        </w:rPr>
-        <w:t xml:space="preserve">Бо твоє є царство, і сила, і слава, Отця, і Сина, і Святого Духа, нині і повсякчас, і на віки </w:t>
-      </w:r>
-      <w:r>
-        <w:rPr>
-          <w:rFonts w:ascii="Times New Roman" w:hAnsi="Times New Roman"/>
-          <w:sz w:val="24"/>
-        </w:rPr>
-        <w:t>віків.</w:t>
+        <w:pStyle w:val="a"/>
+        <w:spacing w:after="120"/>
+      </w:pPr>
+      <w:r>
+        <w:rPr>
+          <w:rFonts w:ascii="Times New Roman" w:hAnsi="Times New Roman"/>
+          <w:i/>
+          <w:color w:val="FF0000"/>
+          <w:sz w:val="24"/>
+        </w:rPr>
+        <w:t>Священник:</w:t>
+      </w:r>
+      <w:r>
+        <w:rPr>
+          <w:rFonts w:ascii="Times New Roman" w:hAnsi="Times New Roman"/>
+          <w:sz w:val="24"/>
+        </w:rPr>
+        <w:t xml:space="preserve"> Бо Твоє є царство, і сила, і слава, Отця, і Сина, і Святого Духа, нині, і повсякчас, і на віки віків.</w:t>
       </w:r>
     </w:p>
     <w:p>
@@ -1913,34 +1883,24 @@
     </w:p>
     <w:p>
       <w:pPr>
-        <w:spacing w:line="240" w:lineRule="auto"/>
-        <w:rPr>
-          <w:rFonts w:ascii="Times New Roman" w:hAnsi="Times New Roman"/>
-          <w:sz w:val="24"/>
-        </w:rPr>
-      </w:pPr>
-      <w:r>
-        <w:rPr>
-          <w:rFonts w:ascii="Times New Roman" w:hAnsi="Times New Roman"/>
-          <w:i/>
-          <w:color w:val="FF0000"/>
-          <w:sz w:val="24"/>
-        </w:rPr>
-        <w:t xml:space="preserve">Священик: </w:t>
-      </w:r>
-      <w:r>
-        <w:rPr>
-          <w:rFonts w:ascii="Times New Roman" w:hAnsi="Times New Roman"/>
-          <w:sz w:val="24"/>
-        </w:rPr>
-        <w:t xml:space="preserve">Бо твоє є царство, і сила, і слава, Отця, і Сина, і Святого Духа, нині і повсякчас, і на віки </w:t>
-      </w:r>
-      <w:r>
-        <w:rPr>
-          <w:rFonts w:ascii="Times New Roman" w:hAnsi="Times New Roman"/>
-          <w:sz w:val="24"/>
-        </w:rPr>
-        <w:t>віків.</w:t>
+        <w:pStyle w:val="a"/>
+        <w:spacing w:after="120"/>
+      </w:pPr>
+      <w:r>
+        <w:rPr>
+          <w:rFonts w:ascii="Times New Roman" w:hAnsi="Times New Roman"/>
+          <w:i/>
+          <w:color w:val="FF0000"/>
+          <w:sz w:val="24"/>
+        </w:rPr>
+        <w:t>Священник:</w:t>
+      </w:r>
+      <w:r>
+        <w:rPr>
+          <w:rFonts w:ascii="Times New Roman" w:hAnsi="Times New Roman"/>
+          <w:sz w:val="24"/>
+        </w:rPr>
+        <w:t xml:space="preserve"> Бо Твоє є царство, і сила, і слава, Отця, і Сина, і Святого Духа, нині, і повсякчас, і на віки віків.</w:t>
       </w:r>
     </w:p>
     <w:p>
@@ -2560,18 +2520,15 @@
     </w:p>
     <w:p>
       <w:pPr>
-        <w:spacing w:line="240" w:lineRule="auto"/>
-        <w:rPr>
-          <w:rFonts w:ascii="Times New Roman" w:hAnsi="Times New Roman"/>
-          <w:sz w:val="24"/>
-        </w:rPr>
-      </w:pPr>
-      <w:r>
-        <w:rPr>
-          <w:rFonts w:ascii="Times New Roman" w:hAnsi="Times New Roman"/>
-          <w:sz w:val="24"/>
-        </w:rPr>
-        <w:t>Царю небесний, утішителю, Душе істини,* що всюди єси і все наповняєш,* скарбе дібр і життя подателю,* прийди і вселися в нас,* і очисти нас від усякої скверни,* і спаси, Благий, душі наші.</w:t>
+        <w:pStyle w:val="a"/>
+        <w:spacing w:after="120"/>
+      </w:pPr>
+      <w:r>
+        <w:rPr>
+          <w:rFonts w:ascii="Times New Roman" w:hAnsi="Times New Roman"/>
+          <w:sz w:val="24"/>
+        </w:rPr>
+        <w:t>Ца́рю небе́сний, утіши́телю, Ду́ше íстини,* що всю́ди єси́ і все наповня́єш,* скарбни́це благ і життя́ пода́телю,* прийди́, і всели́ся в нас,* і очи́сти нас від уся́кої скве́рни,* і спаси́, благи́й, ду́ші на́ші.</w:t>
       </w:r>
     </w:p>
     <w:p>
@@ -2808,34 +2765,24 @@
     </w:p>
     <w:p>
       <w:pPr>
-        <w:spacing w:line="240" w:lineRule="auto"/>
-        <w:rPr>
-          <w:rFonts w:ascii="Times New Roman" w:hAnsi="Times New Roman"/>
-          <w:sz w:val="24"/>
-        </w:rPr>
-      </w:pPr>
-      <w:r>
-        <w:rPr>
-          <w:rFonts w:ascii="Times New Roman" w:hAnsi="Times New Roman"/>
-          <w:i/>
-          <w:color w:val="FF0000"/>
-          <w:sz w:val="24"/>
-        </w:rPr>
-        <w:t xml:space="preserve">Священик: </w:t>
-      </w:r>
-      <w:r>
-        <w:rPr>
-          <w:rFonts w:ascii="Times New Roman" w:hAnsi="Times New Roman"/>
-          <w:sz w:val="24"/>
-        </w:rPr>
-        <w:t xml:space="preserve">Бо твоє є царство, і сила, і слава, Отця, і Сина, і Святого Духа, нині і повсякчас, і на віки </w:t>
-      </w:r>
-      <w:r>
-        <w:rPr>
-          <w:rFonts w:ascii="Times New Roman" w:hAnsi="Times New Roman"/>
-          <w:sz w:val="24"/>
-        </w:rPr>
-        <w:t>віків.</w:t>
+        <w:pStyle w:val="a"/>
+        <w:spacing w:after="120"/>
+      </w:pPr>
+      <w:r>
+        <w:rPr>
+          <w:rFonts w:ascii="Times New Roman" w:hAnsi="Times New Roman"/>
+          <w:i/>
+          <w:color w:val="FF0000"/>
+          <w:sz w:val="24"/>
+        </w:rPr>
+        <w:t>Священник:</w:t>
+      </w:r>
+      <w:r>
+        <w:rPr>
+          <w:rFonts w:ascii="Times New Roman" w:hAnsi="Times New Roman"/>
+          <w:sz w:val="24"/>
+        </w:rPr>
+        <w:t xml:space="preserve"> Бо Твоє є царство, і сила, і слава, Отця, і Сина, і Святого Духа, нині, і повсякчас, і на віки віків.</w:t>
       </w:r>
     </w:p>
     <w:p>
@@ -4783,34 +4730,24 @@
     </w:p>
     <w:p>
       <w:pPr>
-        <w:spacing w:line="240" w:lineRule="auto"/>
-        <w:rPr>
-          <w:rFonts w:ascii="Times New Roman" w:hAnsi="Times New Roman"/>
-          <w:sz w:val="24"/>
-        </w:rPr>
-      </w:pPr>
-      <w:r>
-        <w:rPr>
-          <w:rFonts w:ascii="Times New Roman" w:hAnsi="Times New Roman"/>
-          <w:i/>
-          <w:color w:val="FF0000"/>
-          <w:sz w:val="24"/>
-        </w:rPr>
-        <w:t xml:space="preserve">Священик: </w:t>
-      </w:r>
-      <w:r>
-        <w:rPr>
-          <w:rFonts w:ascii="Times New Roman" w:hAnsi="Times New Roman"/>
-          <w:sz w:val="24"/>
-        </w:rPr>
-        <w:t xml:space="preserve">Бо твоє є царство, і сила, і слава, Отця, і Сина, і Святого Духа, нині і повсякчас, і на віки </w:t>
-      </w:r>
-      <w:r>
-        <w:rPr>
-          <w:rFonts w:ascii="Times New Roman" w:hAnsi="Times New Roman"/>
-          <w:sz w:val="24"/>
-        </w:rPr>
-        <w:t>віків.</w:t>
+        <w:pStyle w:val="a"/>
+        <w:spacing w:after="120"/>
+      </w:pPr>
+      <w:r>
+        <w:rPr>
+          <w:rFonts w:ascii="Times New Roman" w:hAnsi="Times New Roman"/>
+          <w:i/>
+          <w:color w:val="FF0000"/>
+          <w:sz w:val="24"/>
+        </w:rPr>
+        <w:t>Священник:</w:t>
+      </w:r>
+      <w:r>
+        <w:rPr>
+          <w:rFonts w:ascii="Times New Roman" w:hAnsi="Times New Roman"/>
+          <w:sz w:val="24"/>
+        </w:rPr>
+        <w:t xml:space="preserve"> Бо Твоє є царство, і сила, і слава, Отця, і Сина, і Святого Духа, нині, і повсякчас, і на віки віків.</w:t>
       </w:r>
     </w:p>
     <w:p>
@@ -5545,18 +5482,15 @@
     </w:p>
     <w:p>
       <w:pPr>
-        <w:spacing w:line="240" w:lineRule="auto"/>
-        <w:rPr>
-          <w:rFonts w:ascii="Times New Roman" w:hAnsi="Times New Roman"/>
-          <w:sz w:val="24"/>
-        </w:rPr>
-      </w:pPr>
-      <w:r>
-        <w:rPr>
-          <w:rFonts w:ascii="Times New Roman" w:hAnsi="Times New Roman"/>
-          <w:sz w:val="24"/>
-        </w:rPr>
-        <w:t>Царю небесний, утішителю, Душе істини,* що всюди єси і все наповняєш,* скарбе дібр і життя подателю,* прийди і вселися в нас,* і очисти нас від усякої скверни,* і спаси, Благий, душі наші.</w:t>
+        <w:pStyle w:val="a"/>
+        <w:spacing w:after="120"/>
+      </w:pPr>
+      <w:r>
+        <w:rPr>
+          <w:rFonts w:ascii="Times New Roman" w:hAnsi="Times New Roman"/>
+          <w:sz w:val="24"/>
+        </w:rPr>
+        <w:t>Ца́рю небе́сний, утіши́телю, Ду́ше íстини,* що всю́ди єси́ і все наповня́єш,* скарбни́це благ і життя́ пода́телю,* прийди́, і всели́ся в нас,* і очи́сти нас від уся́кої скве́рни,* і спаси́, благи́й, ду́ші на́ші.</w:t>
       </w:r>
     </w:p>
     <w:p>
@@ -5779,34 +5713,24 @@
     </w:p>
     <w:p>
       <w:pPr>
-        <w:spacing w:line="240" w:lineRule="auto"/>
-        <w:rPr>
-          <w:rFonts w:ascii="Times New Roman" w:hAnsi="Times New Roman"/>
-          <w:sz w:val="24"/>
-        </w:rPr>
-      </w:pPr>
-      <w:r>
-        <w:rPr>
-          <w:rFonts w:ascii="Times New Roman" w:hAnsi="Times New Roman"/>
-          <w:i/>
-          <w:color w:val="FF0000"/>
-          <w:sz w:val="24"/>
-        </w:rPr>
-        <w:t xml:space="preserve">Священик: </w:t>
-      </w:r>
-      <w:r>
-        <w:rPr>
-          <w:rFonts w:ascii="Times New Roman" w:hAnsi="Times New Roman"/>
-          <w:sz w:val="24"/>
-        </w:rPr>
-        <w:t xml:space="preserve">Бо твоє є царство, і сила, і слава, Отця, і Сина, і Святого Духа, нині і повсякчас, і на віки </w:t>
-      </w:r>
-      <w:r>
-        <w:rPr>
-          <w:rFonts w:ascii="Times New Roman" w:hAnsi="Times New Roman"/>
-          <w:sz w:val="24"/>
-        </w:rPr>
-        <w:t>віків.</w:t>
+        <w:pStyle w:val="a"/>
+        <w:spacing w:after="120"/>
+      </w:pPr>
+      <w:r>
+        <w:rPr>
+          <w:rFonts w:ascii="Times New Roman" w:hAnsi="Times New Roman"/>
+          <w:i/>
+          <w:color w:val="FF0000"/>
+          <w:sz w:val="24"/>
+        </w:rPr>
+        <w:t>Священник:</w:t>
+      </w:r>
+      <w:r>
+        <w:rPr>
+          <w:rFonts w:ascii="Times New Roman" w:hAnsi="Times New Roman"/>
+          <w:sz w:val="24"/>
+        </w:rPr>
+        <w:t xml:space="preserve"> Бо Твоє є царство, і сила, і слава, Отця, і Сина, і Святого Духа, нині, і повсякчас, і на віки віків.</w:t>
       </w:r>
     </w:p>
     <w:p>
@@ -7758,34 +7682,24 @@
     </w:p>
     <w:p>
       <w:pPr>
-        <w:spacing w:line="240" w:lineRule="auto"/>
-        <w:rPr>
-          <w:rFonts w:ascii="Times New Roman" w:hAnsi="Times New Roman"/>
-          <w:sz w:val="24"/>
-        </w:rPr>
-      </w:pPr>
-      <w:r>
-        <w:rPr>
-          <w:rFonts w:ascii="Times New Roman" w:hAnsi="Times New Roman"/>
-          <w:i/>
-          <w:color w:val="FF0000"/>
-          <w:sz w:val="24"/>
-        </w:rPr>
-        <w:t xml:space="preserve">Священик: </w:t>
-      </w:r>
-      <w:r>
-        <w:rPr>
-          <w:rFonts w:ascii="Times New Roman" w:hAnsi="Times New Roman"/>
-          <w:sz w:val="24"/>
-        </w:rPr>
-        <w:t xml:space="preserve">Бо твоє є царство, і сила, і слава, Отця, і Сина, і Святого Духа, нині і повсякчас, і на віки </w:t>
-      </w:r>
-      <w:r>
-        <w:rPr>
-          <w:rFonts w:ascii="Times New Roman" w:hAnsi="Times New Roman"/>
-          <w:sz w:val="24"/>
-        </w:rPr>
-        <w:t>віків.</w:t>
+        <w:pStyle w:val="a"/>
+        <w:spacing w:after="120"/>
+      </w:pPr>
+      <w:r>
+        <w:rPr>
+          <w:rFonts w:ascii="Times New Roman" w:hAnsi="Times New Roman"/>
+          <w:i/>
+          <w:color w:val="FF0000"/>
+          <w:sz w:val="24"/>
+        </w:rPr>
+        <w:t>Священник:</w:t>
+      </w:r>
+      <w:r>
+        <w:rPr>
+          <w:rFonts w:ascii="Times New Roman" w:hAnsi="Times New Roman"/>
+          <w:sz w:val="24"/>
+        </w:rPr>
+        <w:t xml:space="preserve"> Бо Твоє є царство, і сила, і слава, Отця, і Сина, і Святого Духа, нині, і повсякчас, і на віки віків.</w:t>
       </w:r>
     </w:p>
     <w:p>
@@ -8641,18 +8555,15 @@
     </w:p>
     <w:p>
       <w:pPr>
-        <w:spacing w:line="240" w:lineRule="auto"/>
-        <w:rPr>
-          <w:rFonts w:ascii="Times New Roman" w:hAnsi="Times New Roman"/>
-          <w:sz w:val="24"/>
-        </w:rPr>
-      </w:pPr>
-      <w:r>
-        <w:rPr>
-          <w:rFonts w:ascii="Times New Roman" w:hAnsi="Times New Roman"/>
-          <w:sz w:val="24"/>
-        </w:rPr>
-        <w:t>Царю небесний, утішителю, Душе істини,* що всюди єси і все наповняєш,* скарбе дібр і життя подателю,* прийди і вселися в нас,* і очисти нас від усякої скверни,* і спаси, Благий, душі наші.</w:t>
+        <w:pStyle w:val="a"/>
+        <w:spacing w:after="120"/>
+      </w:pPr>
+      <w:r>
+        <w:rPr>
+          <w:rFonts w:ascii="Times New Roman" w:hAnsi="Times New Roman"/>
+          <w:sz w:val="24"/>
+        </w:rPr>
+        <w:t>Ца́рю небе́сний, утіши́телю, Ду́ше íстини,* що всю́ди єси́ і все наповня́єш,* скарбни́це благ і життя́ пода́телю,* прийди́, і всели́ся в нас,* і очи́сти нас від уся́кої скве́рни,* і спаси́, благи́й, ду́ші на́ші.</w:t>
       </w:r>
     </w:p>
     <w:p>
@@ -8861,34 +8772,24 @@
     </w:p>
     <w:p>
       <w:pPr>
-        <w:spacing w:line="240" w:lineRule="auto"/>
-        <w:rPr>
-          <w:rFonts w:ascii="Times New Roman" w:hAnsi="Times New Roman"/>
-          <w:sz w:val="24"/>
-        </w:rPr>
-      </w:pPr>
-      <w:r>
-        <w:rPr>
-          <w:rFonts w:ascii="Times New Roman" w:hAnsi="Times New Roman"/>
-          <w:i/>
-          <w:color w:val="FF0000"/>
-          <w:sz w:val="24"/>
-        </w:rPr>
-        <w:t xml:space="preserve">Священик: </w:t>
-      </w:r>
-      <w:r>
-        <w:rPr>
-          <w:rFonts w:ascii="Times New Roman" w:hAnsi="Times New Roman"/>
-          <w:sz w:val="24"/>
-        </w:rPr>
-        <w:t xml:space="preserve">Бо твоє є царство, і сила, і слава, Отця, і Сина, і Святого Духа, нині і повсякчас, і на віки </w:t>
-      </w:r>
-      <w:r>
-        <w:rPr>
-          <w:rFonts w:ascii="Times New Roman" w:hAnsi="Times New Roman"/>
-          <w:sz w:val="24"/>
-        </w:rPr>
-        <w:t>віків.</w:t>
+        <w:pStyle w:val="a"/>
+        <w:spacing w:after="120"/>
+      </w:pPr>
+      <w:r>
+        <w:rPr>
+          <w:rFonts w:ascii="Times New Roman" w:hAnsi="Times New Roman"/>
+          <w:i/>
+          <w:color w:val="FF0000"/>
+          <w:sz w:val="24"/>
+        </w:rPr>
+        <w:t>Священник:</w:t>
+      </w:r>
+      <w:r>
+        <w:rPr>
+          <w:rFonts w:ascii="Times New Roman" w:hAnsi="Times New Roman"/>
+          <w:sz w:val="24"/>
+        </w:rPr>
+        <w:t xml:space="preserve"> Бо Твоє є царство, і сила, і слава, Отця, і Сина, і Святого Духа, нині, і повсякчас, і на віки віків.</w:t>
       </w:r>
     </w:p>
     <w:p>
@@ -10416,34 +10317,24 @@
     </w:p>
     <w:p>
       <w:pPr>
-        <w:spacing w:line="240" w:lineRule="auto"/>
-        <w:rPr>
-          <w:rFonts w:ascii="Times New Roman" w:hAnsi="Times New Roman"/>
-          <w:sz w:val="24"/>
-        </w:rPr>
-      </w:pPr>
-      <w:r>
-        <w:rPr>
-          <w:rFonts w:ascii="Times New Roman" w:hAnsi="Times New Roman"/>
-          <w:i/>
-          <w:color w:val="FF0000"/>
-          <w:sz w:val="24"/>
-        </w:rPr>
-        <w:t xml:space="preserve">Священик: </w:t>
-      </w:r>
-      <w:r>
-        <w:rPr>
-          <w:rFonts w:ascii="Times New Roman" w:hAnsi="Times New Roman"/>
-          <w:sz w:val="24"/>
-        </w:rPr>
-        <w:t xml:space="preserve">Бо твоє є царство, і сила, і слава, Отця, і Сина, і Святого Духа, нині і повсякчас, і на віки </w:t>
-      </w:r>
-      <w:r>
-        <w:rPr>
-          <w:rFonts w:ascii="Times New Roman" w:hAnsi="Times New Roman"/>
-          <w:sz w:val="24"/>
-        </w:rPr>
-        <w:t>віків.</w:t>
+        <w:pStyle w:val="a"/>
+        <w:spacing w:after="120"/>
+      </w:pPr>
+      <w:r>
+        <w:rPr>
+          <w:rFonts w:ascii="Times New Roman" w:hAnsi="Times New Roman"/>
+          <w:i/>
+          <w:color w:val="FF0000"/>
+          <w:sz w:val="24"/>
+        </w:rPr>
+        <w:t>Священник:</w:t>
+      </w:r>
+      <w:r>
+        <w:rPr>
+          <w:rFonts w:ascii="Times New Roman" w:hAnsi="Times New Roman"/>
+          <w:sz w:val="24"/>
+        </w:rPr>
+        <w:t xml:space="preserve"> Бо Твоє є царство, і сила, і слава, Отця, і Сина, і Святого Духа, нині, і повсякчас, і на віки віків.</w:t>
       </w:r>
     </w:p>
     <w:p>

--- a/flow/20230927_hours/drafts/2024-07-g/23.07.docx
+++ b/flow/20230927_hours/drafts/2024-07-g/23.07.docx
@@ -4367,23 +4367,21 @@
       </w:r>
     </w:p>
     <w:p>
-      <w:pPr>
-        <w:spacing w:line="240" w:lineRule="auto"/>
-        <w:rPr>
-          <w:rFonts w:ascii="Times New Roman" w:hAnsi="Times New Roman"/>
-          <w:i/>
-          <w:color w:val="FF0000"/>
-          <w:sz w:val="24"/>
-        </w:rPr>
-      </w:pPr>
-      <w:r>
-        <w:rPr>
-          <w:rFonts w:ascii="Times New Roman" w:hAnsi="Times New Roman"/>
-          <w:i/>
-          <w:color w:val="FF0000"/>
-          <w:sz w:val="24"/>
-        </w:rPr>
-        <w:t xml:space="preserve">Тропар </w:t>
+      <w:r>
+        <w:rPr>
+          <w:rFonts w:ascii="Times New Roman" w:hAnsi="Times New Roman"/>
+          <w:i/>
+          <w:color w:val="FF0000"/>
+          <w:sz w:val="24"/>
+        </w:rPr>
+        <w:t xml:space="preserve">Тропар (г. 4): </w:t>
+      </w:r>
+      <w:r>
+        <w:rPr>
+          <w:rFonts w:ascii="Times New Roman" w:hAnsi="Times New Roman"/>
+          <w:sz w:val="24"/>
+        </w:rPr>
+        <w:t>Як воїни, мученики непереможні,* бігом нестримним на судилище невірних увійшли ви* і через велику віру муки перетерпіли,* Христа Єдиного сміливо ісповідуючи.* Його моліть, Трофиме і Теофіле з іншими,* щоб тягар пристрастей відклавши,* оспівували ми нині ваше страждання, страстотерпці непоборні.</w:t>
       </w:r>
     </w:p>
     <w:p>
@@ -4776,23 +4774,21 @@
       </w:r>
     </w:p>
     <w:p>
-      <w:pPr>
-        <w:spacing w:line="240" w:lineRule="auto"/>
-        <w:rPr>
-          <w:rFonts w:ascii="Times New Roman" w:hAnsi="Times New Roman"/>
-          <w:i/>
-          <w:color w:val="FF0000"/>
-          <w:sz w:val="24"/>
-        </w:rPr>
-      </w:pPr>
-      <w:r>
-        <w:rPr>
-          <w:rFonts w:ascii="Times New Roman" w:hAnsi="Times New Roman"/>
-          <w:i/>
-          <w:color w:val="FF0000"/>
-          <w:sz w:val="24"/>
-        </w:rPr>
-        <w:t xml:space="preserve">Кондак </w:t>
+      <w:r>
+        <w:rPr>
+          <w:rFonts w:ascii="Times New Roman" w:hAnsi="Times New Roman"/>
+          <w:i/>
+          <w:color w:val="FF0000"/>
+          <w:sz w:val="24"/>
+        </w:rPr>
+        <w:t xml:space="preserve">Кондак (г. 1): </w:t>
+      </w:r>
+      <w:r>
+        <w:rPr>
+          <w:rFonts w:ascii="Times New Roman" w:hAnsi="Times New Roman"/>
+          <w:sz w:val="24"/>
+        </w:rPr>
+        <w:t>Із хоробрими думками пройшов ти муки* і, перемогу прийнявши,* вовка перемінив єси на ягня благодаттю божественною* і заохотив страждати з тобою за віру,* тому радісно почитаємо тебе, преславний Теофіле.</w:t>
       </w:r>
     </w:p>
     <w:p>
@@ -9890,23 +9886,21 @@
       </w:r>
     </w:p>
     <w:p>
-      <w:pPr>
-        <w:spacing w:line="240" w:lineRule="auto"/>
-        <w:rPr>
-          <w:rFonts w:ascii="Times New Roman" w:hAnsi="Times New Roman"/>
-          <w:i/>
-          <w:color w:val="FF0000"/>
-          <w:sz w:val="24"/>
-        </w:rPr>
-      </w:pPr>
-      <w:r>
-        <w:rPr>
-          <w:rFonts w:ascii="Times New Roman" w:hAnsi="Times New Roman"/>
-          <w:i/>
-          <w:color w:val="FF0000"/>
-          <w:sz w:val="24"/>
-        </w:rPr>
-        <w:t xml:space="preserve">Тропар </w:t>
+      <w:r>
+        <w:rPr>
+          <w:rFonts w:ascii="Times New Roman" w:hAnsi="Times New Roman"/>
+          <w:i/>
+          <w:color w:val="FF0000"/>
+          <w:sz w:val="24"/>
+        </w:rPr>
+        <w:t xml:space="preserve">Тропар (г. 4): </w:t>
+      </w:r>
+      <w:r>
+        <w:rPr>
+          <w:rFonts w:ascii="Times New Roman" w:hAnsi="Times New Roman"/>
+          <w:sz w:val="24"/>
+        </w:rPr>
+        <w:t>Як воїни, мученики непереможні,* бігом нестримним на судилище невірних увійшли ви* і через велику віру муки перетерпіли,* Христа Єдиного сміливо ісповідуючи.* Його моліть, Трофиме і Теофіле з іншими,* щоб тягар пристрастей відклавши,* оспівували ми нині ваше страждання, страстотерпці непоборні.</w:t>
       </w:r>
     </w:p>
     <w:p>
@@ -10363,23 +10357,21 @@
       </w:r>
     </w:p>
     <w:p>
-      <w:pPr>
-        <w:spacing w:line="240" w:lineRule="auto"/>
-        <w:rPr>
-          <w:rFonts w:ascii="Times New Roman" w:hAnsi="Times New Roman"/>
-          <w:i/>
-          <w:color w:val="FF0000"/>
-          <w:sz w:val="24"/>
-        </w:rPr>
-      </w:pPr>
-      <w:r>
-        <w:rPr>
-          <w:rFonts w:ascii="Times New Roman" w:hAnsi="Times New Roman"/>
-          <w:i/>
-          <w:color w:val="FF0000"/>
-          <w:sz w:val="24"/>
-        </w:rPr>
-        <w:t xml:space="preserve">Кондак </w:t>
+      <w:r>
+        <w:rPr>
+          <w:rFonts w:ascii="Times New Roman" w:hAnsi="Times New Roman"/>
+          <w:i/>
+          <w:color w:val="FF0000"/>
+          <w:sz w:val="24"/>
+        </w:rPr>
+        <w:t xml:space="preserve">Кондак (г. 1): </w:t>
+      </w:r>
+      <w:r>
+        <w:rPr>
+          <w:rFonts w:ascii="Times New Roman" w:hAnsi="Times New Roman"/>
+          <w:sz w:val="24"/>
+        </w:rPr>
+        <w:t>Із хоробрими думками пройшов ти муки* і, перемогу прийнявши,* вовка перемінив єси на ягня благодаттю божественною* і заохотив страждати з тобою за віру,* тому радісно почитаємо тебе, преславний Теофіле.</w:t>
       </w:r>
     </w:p>
     <w:p>
